--- a/lessions/0011.docx
+++ b/lessions/0011.docx
@@ -64,7 +64,7 @@
     </w:p>
     <w:p>
       <w:r>
-        <w:t>Warter boils at 100</w:t>
+        <w:t>Water boils at 100</w:t>
       </w:r>
       <w:r>
         <w:rPr>
@@ -186,7 +186,13 @@
     <w:p>
       <w:r>
         <w:lastRenderedPageBreak/>
-        <w:t>How như thế nào</w:t>
+        <w:t>How</w:t>
+      </w:r>
+      <w:r>
+        <w:t xml:space="preserve"> -&gt;</w:t>
+      </w:r>
+      <w:r>
+        <w:t xml:space="preserve"> như thế nào</w:t>
       </w:r>
     </w:p>
     <w:p>
@@ -279,7 +285,13 @@
     </w:p>
     <w:p>
       <w:r>
-        <w:t>I always drind coffee in the morning. -&gt; Tôi luôn uống cà phê vào buổi tối</w:t>
+        <w:t>I always drin</w:t>
+      </w:r>
+      <w:r>
+        <w:t>k</w:t>
+      </w:r>
+      <w:r>
+        <w:t xml:space="preserve"> coffee in the morning. -&gt; Tôi luôn uống cà phê vào buổi tối</w:t>
       </w:r>
     </w:p>
     <w:p>
@@ -307,7 +319,7 @@
     </w:p>
     <w:p>
       <w:r>
-        <w:t>She always goes worrk by bus. -&gt; Cô ấy luôn đi làm bằng xe buýt</w:t>
+        <w:t>She always goes work by bus. -&gt; Cô ấy luôn đi làm bằng xe buýt</w:t>
       </w:r>
     </w:p>
     <w:p>

--- a/lessions/0011.docx
+++ b/lessions/0011.docx
@@ -34,7 +34,13 @@
     </w:p>
     <w:p>
       <w:r>
-        <w:t>1. DIỄN TẢ THÓI QUEN</w:t>
+        <w:t>1. DI</w:t>
+      </w:r>
+      <w:r>
+        <w:t>Ễ</w:t>
+      </w:r>
+      <w:r>
+        <w:t>N TẢ THÓI QUEN</w:t>
       </w:r>
     </w:p>
     <w:p>
@@ -227,7 +233,10 @@
     </w:p>
     <w:p>
       <w:r>
-        <w:t>She live in London. -&gt; Cô ấy sống ở London</w:t>
+        <w:t xml:space="preserve">She live in London. -&gt; Cô ấy sống ở </w:t>
+      </w:r>
+      <w:r>
+        <w:t>luân đôn</w:t>
       </w:r>
     </w:p>
     <w:p>
@@ -291,7 +300,16 @@
         <w:t>k</w:t>
       </w:r>
       <w:r>
-        <w:t xml:space="preserve"> coffee in the morning. -&gt; Tôi luôn uống cà phê vào buổi tối</w:t>
+        <w:t xml:space="preserve"> coffee in the morning. -&gt; Tôi luôn</w:t>
+      </w:r>
+      <w:r>
+        <w:t xml:space="preserve"> luôn</w:t>
+      </w:r>
+      <w:r>
+        <w:t xml:space="preserve"> uống cà phê vào buổi </w:t>
+      </w:r>
+      <w:r>
+        <w:t>sáng</w:t>
       </w:r>
     </w:p>
     <w:p>
@@ -301,7 +319,13 @@
     </w:p>
     <w:p>
       <w:r>
-        <w:t>The often play football -&gt; Họ thường chơi bóng đá.</w:t>
+        <w:t>The</w:t>
+      </w:r>
+      <w:r>
+        <w:t>y</w:t>
+      </w:r>
+      <w:r>
+        <w:t xml:space="preserve"> often play football -&gt; Họ thường chơi bóng đá.</w:t>
       </w:r>
     </w:p>
     <w:p>
@@ -319,7 +343,19 @@
     </w:p>
     <w:p>
       <w:r>
-        <w:t>She always goes work by bus. -&gt; Cô ấy luôn đi làm bằng xe buýt</w:t>
+        <w:t>She always goes</w:t>
+      </w:r>
+      <w:r>
+        <w:t xml:space="preserve"> to</w:t>
+      </w:r>
+      <w:r>
+        <w:t xml:space="preserve"> work by bus. -&gt; Cô ấy luôn</w:t>
+      </w:r>
+      <w:r>
+        <w:t xml:space="preserve"> luôn</w:t>
+      </w:r>
+      <w:r>
+        <w:t xml:space="preserve"> đi làm bằng xe buýt</w:t>
       </w:r>
     </w:p>
     <w:p>
